--- a/CN/Assignment 1 exam.docx
+++ b/CN/Assignment 1 exam.docx
@@ -306,7 +306,7 @@
     <w:p>
       <w:r>
         <w:pict w14:anchorId="7D2031B0">
-          <v:rect id="_x0000_i1079" style="width:0;height:1.5pt" o:hralign="center" o:hrstd="t" o:hr="t" fillcolor="#a0a0a0" stroked="f"/>
+          <v:rect id="_x0000_i1025" style="width:0;height:1.5pt" o:hralign="center" o:hrstd="t" o:hr="t" fillcolor="#a0a0a0" stroked="f"/>
         </w:pict>
       </w:r>
     </w:p>
@@ -689,11 +689,68 @@
       <w:r>
         <w:t>A communication system ensures reliable and efficient data transfer between devices.</w:t>
       </w:r>
-    </w:p>
-    <w:p>
-      <w:r>
+      <w:r>
+        <w:t xml:space="preserve"> </w:t>
+      </w:r>
+      <w:r>
+        <w:rPr>
+          <w:noProof/>
+        </w:rPr>
+        <w:drawing>
+          <wp:inline distT="0" distB="0" distL="0" distR="0" wp14:anchorId="369DB65C" wp14:editId="6E4645F6">
+            <wp:extent cx="4973955" cy="2209800"/>
+            <wp:effectExtent l="0" t="0" r="0" b="0"/>
+            <wp:docPr id="832049482" name="Picture 1" descr="Data Communication - Definition, Components, Types, Channels - GeeksforGeeks"/>
+            <wp:cNvGraphicFramePr>
+              <a:graphicFrameLocks xmlns:a="http://schemas.openxmlformats.org/drawingml/2006/main" noChangeAspect="1"/>
+            </wp:cNvGraphicFramePr>
+            <a:graphic xmlns:a="http://schemas.openxmlformats.org/drawingml/2006/main">
+              <a:graphicData uri="http://schemas.openxmlformats.org/drawingml/2006/picture">
+                <pic:pic xmlns:pic="http://schemas.openxmlformats.org/drawingml/2006/picture">
+                  <pic:nvPicPr>
+                    <pic:cNvPr id="0" name="Picture 10" descr="Data Communication - Definition, Components, Types, Channels - GeeksforGeeks"/>
+                    <pic:cNvPicPr>
+                      <a:picLocks noChangeAspect="1" noChangeArrowheads="1"/>
+                    </pic:cNvPicPr>
+                  </pic:nvPicPr>
+                  <pic:blipFill>
+                    <a:blip r:embed="rId7">
+                      <a:extLst>
+                        <a:ext uri="{28A0092B-C50C-407E-A947-70E740481C1C}">
+                          <a14:useLocalDpi xmlns:a14="http://schemas.microsoft.com/office/drawing/2010/main" val="0"/>
+                        </a:ext>
+                      </a:extLst>
+                    </a:blip>
+                    <a:srcRect/>
+                    <a:stretch>
+                      <a:fillRect/>
+                    </a:stretch>
+                  </pic:blipFill>
+                  <pic:spPr bwMode="auto">
+                    <a:xfrm>
+                      <a:off x="0" y="0"/>
+                      <a:ext cx="4973955" cy="2209800"/>
+                    </a:xfrm>
+                    <a:prstGeom prst="rect">
+                      <a:avLst/>
+                    </a:prstGeom>
+                    <a:noFill/>
+                    <a:ln>
+                      <a:noFill/>
+                    </a:ln>
+                  </pic:spPr>
+                </pic:pic>
+              </a:graphicData>
+            </a:graphic>
+          </wp:inline>
+        </w:drawing>
+      </w:r>
+    </w:p>
+    <w:p>
+      <w:r>
+        <w:lastRenderedPageBreak/>
         <w:pict w14:anchorId="571F213A">
-          <v:rect id="_x0000_i1080" style="width:0;height:1.5pt" o:hralign="center" o:hrstd="t" o:hr="t" fillcolor="#a0a0a0" stroked="f"/>
+          <v:rect id="_x0000_i1026" style="width:0;height:1.5pt" o:hralign="center" o:hrstd="t" o:hr="t" fillcolor="#a0a0a0" stroked="f"/>
         </w:pict>
       </w:r>
     </w:p>
@@ -720,7 +777,7 @@
     <w:p>
       <w:r>
         <w:pict w14:anchorId="604A8450">
-          <v:rect id="_x0000_i1081" style="width:0;height:1.5pt" o:hralign="center" o:hrstd="t" o:hr="t" fillcolor="#a0a0a0" stroked="f"/>
+          <v:rect id="_x0000_i1027" style="width:0;height:1.5pt" o:hralign="center" o:hrstd="t" o:hr="t" fillcolor="#a0a0a0" stroked="f"/>
         </w:pict>
       </w:r>
     </w:p>
@@ -750,7 +807,6 @@
           <w:b/>
           <w:bCs/>
         </w:rPr>
-        <w:lastRenderedPageBreak/>
         <w:t>Characteristics:</w:t>
       </w:r>
     </w:p>
@@ -860,7 +916,7 @@
     <w:p>
       <w:r>
         <w:pict w14:anchorId="25C2CD87">
-          <v:rect id="_x0000_i1082" style="width:0;height:1.5pt" o:hralign="center" o:hrstd="t" o:hr="t" fillcolor="#a0a0a0" stroked="f"/>
+          <v:rect id="_x0000_i1028" style="width:0;height:1.5pt" o:hralign="center" o:hrstd="t" o:hr="t" fillcolor="#a0a0a0" stroked="f"/>
         </w:pict>
       </w:r>
     </w:p>
@@ -932,6 +988,7 @@
           <w:b/>
           <w:bCs/>
         </w:rPr>
+        <w:lastRenderedPageBreak/>
         <w:t>Example:</w:t>
       </w:r>
     </w:p>
@@ -983,7 +1040,6 @@
     </w:p>
     <w:p>
       <w:r>
-        <w:lastRenderedPageBreak/>
         <w:t xml:space="preserve">               /</w:t>
       </w:r>
     </w:p>
@@ -995,7 +1051,7 @@
     <w:p>
       <w:r>
         <w:pict w14:anchorId="3D536D10">
-          <v:rect id="_x0000_i1083" style="width:0;height:1.5pt" o:hralign="center" o:hrstd="t" o:hr="t" fillcolor="#a0a0a0" stroked="f"/>
+          <v:rect id="_x0000_i1029" style="width:0;height:1.5pt" o:hralign="center" o:hrstd="t" o:hr="t" fillcolor="#a0a0a0" stroked="f"/>
         </w:pict>
       </w:r>
     </w:p>
@@ -1129,7 +1185,7 @@
     <w:p>
       <w:r>
         <w:pict w14:anchorId="448BE16B">
-          <v:rect id="_x0000_i1084" style="width:0;height:1.5pt" o:hralign="center" o:hrstd="t" o:hr="t" fillcolor="#a0a0a0" stroked="f"/>
+          <v:rect id="_x0000_i1030" style="width:0;height:1.5pt" o:hralign="center" o:hrstd="t" o:hr="t" fillcolor="#a0a0a0" stroked="f"/>
         </w:pict>
       </w:r>
     </w:p>
@@ -1189,6 +1245,7 @@
                 <w:b/>
                 <w:bCs/>
               </w:rPr>
+              <w:lastRenderedPageBreak/>
               <w:t>Feature</w:t>
             </w:r>
           </w:p>
@@ -1476,7 +1533,7 @@
     <w:p>
       <w:r>
         <w:pict w14:anchorId="4553A135">
-          <v:rect id="_x0000_i1085" style="width:0;height:1.5pt" o:hralign="center" o:hrstd="t" o:hr="t" fillcolor="#a0a0a0" stroked="f"/>
+          <v:rect id="_x0000_i1031" style="width:0;height:1.5pt" o:hralign="center" o:hrstd="t" o:hr="t" fillcolor="#a0a0a0" stroked="f"/>
         </w:pict>
       </w:r>
     </w:p>
@@ -1507,7 +1564,6 @@
           <w:b/>
           <w:bCs/>
         </w:rPr>
-        <w:lastRenderedPageBreak/>
         <w:t>Given:</w:t>
       </w:r>
     </w:p>
@@ -1598,7 +1654,7 @@
     <w:p>
       <w:r>
         <w:pict w14:anchorId="345C5834">
-          <v:rect id="_x0000_i1086" style="width:0;height:1.5pt" o:hralign="center" o:hrstd="t" o:hr="t" fillcolor="#a0a0a0" stroked="f"/>
+          <v:rect id="_x0000_i1032" style="width:0;height:1.5pt" o:hralign="center" o:hrstd="t" o:hr="t" fillcolor="#a0a0a0" stroked="f"/>
         </w:pict>
       </w:r>
     </w:p>
@@ -1698,6 +1754,7 @@
           <w:b/>
           <w:bCs/>
         </w:rPr>
+        <w:lastRenderedPageBreak/>
         <w:t>Answer:</w:t>
       </w:r>
     </w:p>
@@ -1754,7 +1811,7 @@
     <w:p>
       <w:r>
         <w:pict w14:anchorId="55B09696">
-          <v:rect id="_x0000_i1087" style="width:0;height:1.5pt" o:hralign="center" o:hrstd="t" o:hr="t" fillcolor="#a0a0a0" stroked="f"/>
+          <v:rect id="_x0000_i1033" style="width:0;height:1.5pt" o:hralign="center" o:hrstd="t" o:hr="t" fillcolor="#a0a0a0" stroked="f"/>
         </w:pict>
       </w:r>
     </w:p>
@@ -1775,7 +1832,7 @@
     </w:p>
     <w:p/>
     <w:sectPr>
-      <w:headerReference w:type="default" r:id="rId7"/>
+      <w:headerReference w:type="default" r:id="rId8"/>
       <w:pgSz w:w="11906" w:h="16838"/>
       <w:pgMar w:top="1440" w:right="1440" w:bottom="1440" w:left="1440" w:header="708" w:footer="708" w:gutter="0"/>
       <w:cols w:space="708"/>
@@ -3909,6 +3966,7 @@
   <w:style w:type="character" w:default="1" w:styleId="DefaultParagraphFont">
     <w:name w:val="Default Paragraph Font"/>
     <w:uiPriority w:val="1"/>
+    <w:semiHidden/>
     <w:unhideWhenUsed/>
   </w:style>
   <w:style w:type="table" w:default="1" w:styleId="TableNormal">

--- a/CN/Assignment 1 exam.docx
+++ b/CN/Assignment 1 exam.docx
@@ -714,7 +714,7 @@
                     </pic:cNvPicPr>
                   </pic:nvPicPr>
                   <pic:blipFill>
-                    <a:blip r:embed="rId7">
+                    <a:blip r:embed="rId8">
                       <a:extLst>
                         <a:ext uri="{28A0092B-C50C-407E-A947-70E740481C1C}">
                           <a14:useLocalDpi xmlns:a14="http://schemas.microsoft.com/office/drawing/2010/main" val="0"/>
@@ -1832,7 +1832,7 @@
     </w:p>
     <w:p/>
     <w:sectPr>
-      <w:headerReference w:type="default" r:id="rId8"/>
+      <w:headerReference w:type="default" r:id="rId9"/>
       <w:pgSz w:w="11906" w:h="16838"/>
       <w:pgMar w:top="1440" w:right="1440" w:bottom="1440" w:left="1440" w:header="708" w:footer="708" w:gutter="0"/>
       <w:cols w:space="708"/>
@@ -4640,4 +4640,16 @@
     </a:ext>
   </a:extLst>
 </a:theme>
+</file>
+
+<file path=customXml/item1.xml><?xml version="1.0" encoding="utf-8"?>
+<b:Sources xmlns:b="http://schemas.openxmlformats.org/officeDocument/2006/bibliography" xmlns="http://schemas.openxmlformats.org/officeDocument/2006/bibliography" SelectedStyle="\APASixthEditionOfficeOnline.xsl" StyleName="APA" Version="6"/>
+</file>
+
+<file path=customXml/itemProps1.xml><?xml version="1.0" encoding="utf-8"?>
+<ds:datastoreItem xmlns:ds="http://schemas.openxmlformats.org/officeDocument/2006/customXml" ds:itemID="{EC8BAAD1-0C17-451C-8087-609E51A4D84B}">
+  <ds:schemaRefs>
+    <ds:schemaRef ds:uri="http://schemas.openxmlformats.org/officeDocument/2006/bibliography"/>
+  </ds:schemaRefs>
+</ds:datastoreItem>
 </file>